--- a/pdf/Resume.docx
+++ b/pdf/Resume.docx
@@ -94,23 +94,7 @@
             <w:sz w:val="20"/>
             <w:szCs w:val="20"/>
           </w:rPr>
-          <w:t>Personal We</w:t>
-        </w:r>
-        <w:r>
-          <w:rPr>
-            <w:rStyle w:val="Hyperlink"/>
-            <w:sz w:val="20"/>
-            <w:szCs w:val="20"/>
-          </w:rPr>
-          <w:t>b</w:t>
-        </w:r>
-        <w:r>
-          <w:rPr>
-            <w:rStyle w:val="Hyperlink"/>
-            <w:sz w:val="20"/>
-            <w:szCs w:val="20"/>
-          </w:rPr>
-          <w:t>site</w:t>
+          <w:t>Personal Website</w:t>
         </w:r>
       </w:hyperlink>
       <w:r>
@@ -129,23 +113,7 @@
             <w:sz w:val="20"/>
             <w:szCs w:val="20"/>
           </w:rPr>
-          <w:t>https</w:t>
-        </w:r>
-        <w:r>
-          <w:rPr>
-            <w:rStyle w:val="Hyperlink"/>
-            <w:sz w:val="20"/>
-            <w:szCs w:val="20"/>
-          </w:rPr>
-          <w:t>:</w:t>
-        </w:r>
-        <w:r>
-          <w:rPr>
-            <w:rStyle w:val="Hyperlink"/>
-            <w:sz w:val="20"/>
-            <w:szCs w:val="20"/>
-          </w:rPr>
-          <w:t>//www.linkedin.com/in/henry-wang-361633283/</w:t>
+          <w:t>https://www.linkedin.com/in/henry-wang-361633283/</w:t>
         </w:r>
       </w:hyperlink>
       <w:r>
@@ -1006,21 +974,19 @@
           <w:sz w:val="20"/>
           <w:szCs w:val="20"/>
         </w:rPr>
-        <w:t xml:space="preserve">Compiled credit opinions in machine learning using </w:t>
-      </w:r>
-      <w:r>
-        <w:rPr>
-          <w:sz w:val="20"/>
-          <w:szCs w:val="20"/>
-          <w:highlight w:val="yellow"/>
-        </w:rPr>
-        <w:t xml:space="preserve">Decision Tree </w:t>
-      </w:r>
-      <w:r>
-        <w:rPr>
-          <w:sz w:val="20"/>
-          <w:szCs w:val="20"/>
-          <w:highlight w:val="yellow"/>
+        <w:t xml:space="preserve">Compiled credit opinions in machine </w:t>
+      </w:r>
+      <w:r>
+        <w:rPr>
+          <w:sz w:val="20"/>
+          <w:szCs w:val="20"/>
+        </w:rPr>
+        <w:t xml:space="preserve">learning using Decision Tree </w:t>
+      </w:r>
+      <w:r>
+        <w:rPr>
+          <w:sz w:val="20"/>
+          <w:szCs w:val="20"/>
         </w:rPr>
         <w:t>m</w:t>
       </w:r>
@@ -1028,16 +994,15 @@
         <w:rPr>
           <w:sz w:val="20"/>
           <w:szCs w:val="20"/>
-          <w:highlight w:val="yellow"/>
-        </w:rPr>
-        <w:t>odels,</w:t>
-      </w:r>
-      <w:r>
-        <w:rPr>
-          <w:sz w:val="20"/>
-          <w:szCs w:val="20"/>
-        </w:rPr>
-        <w:t xml:space="preserve"> analyzing financial reports and pricing with Python, filtering important indicators with respect to industries and geographic locations</w:t>
+        </w:rPr>
+        <w:t>odels, analyzing</w:t>
+      </w:r>
+      <w:r>
+        <w:rPr>
+          <w:sz w:val="20"/>
+          <w:szCs w:val="20"/>
+        </w:rPr>
+        <w:t xml:space="preserve"> financial reports and pricing with Python, filtering important indicators with respect to industries and geographic locations</w:t>
       </w:r>
     </w:p>
     <w:p>
